--- a/1-Links/4-Entertainment/1-YouTube Channels/1-Movies & Cinema/Film Analysis/2-Studio Akef.docx
+++ b/1-Links/4-Entertainment/1-YouTube Channels/1-Movies & Cinema/Film Analysis/2-Studio Akef.docx
@@ -1384,61 +1384,6 @@
           <w:sz w:val="18"/>
           <w:highlight w:val="lightGray"/>
         </w:rPr>
-        <w:t>g</w:t>
-      </w:r>
-      <w:r>
-        <w:rPr>
-          <w:rFonts w:ascii="Arial" w:hAnsi="Arial" w:eastAsia="Arial" w:cs="Arial"/>
-          <w:b w:val="0"/>
-          <w:i w:val="0"/>
-          <w:color w:val="000000"/>
-          <w:sz w:val="18"/>
-          <w:highlight w:val="lightGray"/>
-        </w:rPr>
-        <w:t>p</w:t>
-      </w:r>
-      <w:r>
-        <w:rPr>
-          <w:rFonts w:ascii="Arial" w:hAnsi="Arial" w:eastAsia="Arial" w:cs="Arial"/>
-          <w:b w:val="0"/>
-          <w:i w:val="0"/>
-          <w:color w:val="000000"/>
-          <w:sz w:val="18"/>
-          <w:highlight w:val="lightGray"/>
-        </w:rPr>
-        <w:t>t</w:t>
-      </w:r>
-      <w:r>
-        <w:rPr>
-          <w:rFonts w:ascii="Arial" w:hAnsi="Arial" w:eastAsia="Arial" w:cs="Arial"/>
-          <w:b w:val="0"/>
-          <w:i w:val="0"/>
-          <w:color w:val="000000"/>
-          <w:sz w:val="18"/>
-          <w:highlight w:val="lightGray"/>
-        </w:rPr>
-        <w:t xml:space="preserve"> </w:t>
-      </w:r>
-      <w:r>
-        <w:rPr>
-          <w:rFonts w:ascii="Arial" w:hAnsi="Arial" w:eastAsia="Arial" w:cs="Arial"/>
-          <w:b w:val="0"/>
-          <w:i w:val="0"/>
-          <w:color w:val="000000"/>
-          <w:sz w:val="18"/>
-          <w:highlight w:val="lightGray"/>
-        </w:rPr>
-        <w:t>(</w:t>
-      </w:r>
-      <w:r>
-        <w:rPr>
-          <w:rFonts w:ascii="Arial" w:hAnsi="Arial" w:eastAsia="Arial" w:cs="Arial"/>
-          <w:b w:val="0"/>
-          <w:i w:val="0"/>
-          <w:color w:val="000000"/>
-          <w:sz w:val="18"/>
-          <w:highlight w:val="lightGray"/>
-        </w:rPr>
         <w:t>G</w:t>
       </w:r>
       <w:r>
@@ -1465,63 +1410,41 @@
       </w:r>
       <w:r>
         <w:rPr>
-          <w:rFonts w:ascii="Arial" w:hAnsi="Arial" w:eastAsia="Arial" w:cs="Cambria Math"/>
-          <w:b w:val="0"/>
-          <w:i w:val="0"/>
-          <w:color w:val="000000"/>
-          <w:sz w:val="18"/>
-          <w:highlight w:val="lightGray"/>
-        </w:rPr>
-        <w:t>‑</w:t>
-      </w:r>
-      <w:r>
-        <w:rPr>
-          <w:rFonts w:ascii="Arial" w:hAnsi="Arial" w:eastAsia="Arial" w:cs="Arial"/>
-          <w:b w:val="0"/>
-          <w:i w:val="0"/>
-          <w:color w:val="000000"/>
-          <w:sz w:val="18"/>
-          <w:highlight w:val="lightGray"/>
-        </w:rPr>
-        <w:t>5</w:t>
-      </w:r>
-      <w:r>
-        <w:rPr>
-          <w:rFonts w:ascii="Arial" w:hAnsi="Arial" w:eastAsia="Arial" w:cs="Arial"/>
-          <w:b w:val="0"/>
-          <w:i w:val="0"/>
-          <w:color w:val="000000"/>
-          <w:sz w:val="18"/>
-          <w:highlight w:val="lightGray"/>
-        </w:rPr>
-        <w:t xml:space="preserve"> </w:t>
-      </w:r>
-      <w:r>
-        <w:rPr>
-          <w:rFonts w:ascii="Arial" w:hAnsi="Arial" w:eastAsia="Arial" w:cs="Arial"/>
-          <w:b w:val="0"/>
-          <w:i w:val="0"/>
-          <w:color w:val="000000"/>
-          <w:sz w:val="18"/>
-          <w:highlight w:val="lightGray"/>
-        </w:rPr>
-        <w:t>M</w:t>
-      </w:r>
-      <w:r>
-        <w:rPr>
-          <w:rFonts w:ascii="Arial" w:hAnsi="Arial" w:eastAsia="Arial" w:cs="Arial"/>
-          <w:b w:val="0"/>
-          <w:i w:val="0"/>
-          <w:color w:val="000000"/>
-          <w:sz w:val="18"/>
-          <w:highlight w:val="lightGray"/>
-        </w:rPr>
-        <w:t>i</w:t>
-      </w:r>
-      <w:r>
-        <w:rPr>
-          <w:rFonts w:ascii="Arial" w:hAnsi="Arial" w:eastAsia="Arial" w:cs="Arial"/>
-          <w:b w:val="0"/>
+          <w:rFonts w:ascii="Arial" w:hAnsi="Arial" w:eastAsia="Arial" w:cs="Arial"/>
+          <w:b w:val="0"/>
+          <w:i w:val="0"/>
+          <w:color w:val="000000"/>
+          <w:sz w:val="18"/>
+          <w:highlight w:val="lightGray"/>
+        </w:rPr>
+        <w:t>]</w:t>
+      </w:r>
+      <w:r>
+        <w:rPr>
+          <w:rFonts w:ascii="Arial" w:hAnsi="Arial"/>
+          <w:b w:val="0"/>
+          <w:i w:val="0"/>
+          <w:color w:val="000000"/>
+          <w:sz w:val="18"/>
+          <w:highlight w:val="lightGray"/>
+        </w:rPr>
+        <w:t xml:space="preserve"> </w:t>
+      </w:r>
+      <w:r>
+        <w:rPr>
+          <w:rFonts w:ascii="Arial" w:hAnsi="Arial"/>
+          <w:b/>
+          <w:i w:val="0"/>
+          <w:color w:val="000000"/>
+          <w:sz w:val="18"/>
+          <w:highlight w:val="lightGray"/>
+        </w:rPr>
+        <w:t>o</w:t>
+      </w:r>
+      <w:r>
+        <w:rPr>
+          <w:rFonts w:ascii="Arial" w:hAnsi="Arial"/>
+          <w:b/>
           <w:i w:val="0"/>
           <w:color w:val="000000"/>
           <w:sz w:val="18"/>
@@ -1531,73 +1454,7 @@
       </w:r>
       <w:r>
         <w:rPr>
-          <w:rFonts w:ascii="Arial" w:hAnsi="Arial" w:eastAsia="Arial" w:cs="Arial"/>
-          <w:b w:val="0"/>
-          <w:i w:val="0"/>
-          <w:color w:val="000000"/>
-          <w:sz w:val="18"/>
-          <w:highlight w:val="lightGray"/>
-        </w:rPr>
-        <w:t>i</w:t>
-      </w:r>
-      <w:r>
-        <w:rPr>
-          <w:rFonts w:ascii="Arial" w:hAnsi="Arial" w:eastAsia="Arial" w:cs="Arial"/>
-          <w:b w:val="0"/>
-          <w:i w:val="0"/>
-          <w:color w:val="000000"/>
-          <w:sz w:val="18"/>
-          <w:highlight w:val="lightGray"/>
-        </w:rPr>
-        <w:t>)</w:t>
-      </w:r>
-      <w:r>
-        <w:rPr>
-          <w:rFonts w:ascii="Arial" w:hAnsi="Arial" w:eastAsia="Arial" w:cs="Arial"/>
-          <w:b w:val="0"/>
-          <w:i w:val="0"/>
-          <w:color w:val="000000"/>
-          <w:sz w:val="18"/>
-          <w:highlight w:val="lightGray"/>
-        </w:rPr>
-        <w:t>]</w:t>
-      </w:r>
-      <w:r>
-        <w:rPr>
-          <w:rFonts w:ascii="Arial" w:hAnsi="Arial" w:eastAsia="Arial" w:cs="Arial"/>
-          <w:b w:val="0"/>
-          <w:i w:val="0"/>
-          <w:color w:val="000000"/>
-          <w:sz w:val="18"/>
-          <w:highlight w:val="lightGray"/>
-        </w:rPr>
-        <w:t xml:space="preserve"> </w:t>
-      </w:r>
-      <w:r>
-        <w:rPr>
-          <w:rFonts w:ascii="Arial" w:hAnsi="Arial" w:eastAsia="Arial" w:cs="Arial"/>
-          <w:b/>
-          <w:i w:val="0"/>
-          <w:color w:val="000000"/>
-          <w:sz w:val="18"/>
-          <w:highlight w:val="lightGray"/>
-        </w:rPr>
-        <w:t>o</w:t>
-      </w:r>
-      <w:r>
-        <w:rPr>
-          <w:rFonts w:ascii="Arial" w:hAnsi="Arial" w:eastAsia="Arial" w:cs="Arial"/>
-          <w:b/>
-          <w:i w:val="0"/>
-          <w:color w:val="000000"/>
-          <w:sz w:val="18"/>
-          <w:highlight w:val="lightGray"/>
-        </w:rPr>
-        <w:t>n</w:t>
-      </w:r>
-      <w:r>
-        <w:rPr>
-          <w:rFonts w:ascii="Arial" w:hAnsi="Arial" w:eastAsia="Arial"/>
+          <w:rFonts w:ascii="Arial" w:hAnsi="Arial"/>
           <w:b w:val="0"/>
           <w:i w:val="0"/>
           <w:sz w:val="18"/>
@@ -1607,7 +1464,7 @@
       </w:r>
       <w:r>
         <w:rPr>
-          <w:rFonts w:ascii="Arial" w:hAnsi="Arial" w:eastAsia="Arial"/>
+          <w:rFonts w:ascii="Arial" w:hAnsi="Arial"/>
           <w:b w:val="0"/>
           <w:i w:val="0"/>
           <w:sz w:val="18"/>
@@ -1617,7 +1474,7 @@
       </w:r>
       <w:r>
         <w:rPr>
-          <w:rFonts w:ascii="Arial" w:hAnsi="Arial" w:eastAsia="Arial"/>
+          <w:rFonts w:ascii="Arial" w:hAnsi="Arial"/>
           <w:b w:val="0"/>
           <w:i w:val="0"/>
           <w:sz w:val="18"/>
@@ -3145,61 +3002,6 @@
           <w:sz w:val="18"/>
           <w:highlight w:val="lightGray"/>
         </w:rPr>
-        <w:t>g</w:t>
-      </w:r>
-      <w:r>
-        <w:rPr>
-          <w:rFonts w:ascii="Arial" w:hAnsi="Arial" w:eastAsia="Arial" w:cs="Arial"/>
-          <w:b w:val="0"/>
-          <w:i w:val="0"/>
-          <w:color w:val="000000"/>
-          <w:sz w:val="18"/>
-          <w:highlight w:val="lightGray"/>
-        </w:rPr>
-        <w:t>p</w:t>
-      </w:r>
-      <w:r>
-        <w:rPr>
-          <w:rFonts w:ascii="Arial" w:hAnsi="Arial" w:eastAsia="Arial" w:cs="Arial"/>
-          <w:b w:val="0"/>
-          <w:i w:val="0"/>
-          <w:color w:val="000000"/>
-          <w:sz w:val="18"/>
-          <w:highlight w:val="lightGray"/>
-        </w:rPr>
-        <w:t>t</w:t>
-      </w:r>
-      <w:r>
-        <w:rPr>
-          <w:rFonts w:ascii="Arial" w:hAnsi="Arial" w:eastAsia="Arial" w:cs="Arial"/>
-          <w:b w:val="0"/>
-          <w:i w:val="0"/>
-          <w:color w:val="000000"/>
-          <w:sz w:val="18"/>
-          <w:highlight w:val="lightGray"/>
-        </w:rPr>
-        <w:t xml:space="preserve"> </w:t>
-      </w:r>
-      <w:r>
-        <w:rPr>
-          <w:rFonts w:ascii="Arial" w:hAnsi="Arial" w:eastAsia="Arial" w:cs="Arial"/>
-          <w:b w:val="0"/>
-          <w:i w:val="0"/>
-          <w:color w:val="000000"/>
-          <w:sz w:val="18"/>
-          <w:highlight w:val="lightGray"/>
-        </w:rPr>
-        <w:t>(</w:t>
-      </w:r>
-      <w:r>
-        <w:rPr>
-          <w:rFonts w:ascii="Arial" w:hAnsi="Arial" w:eastAsia="Arial" w:cs="Arial"/>
-          <w:b w:val="0"/>
-          <w:i w:val="0"/>
-          <w:color w:val="000000"/>
-          <w:sz w:val="18"/>
-          <w:highlight w:val="lightGray"/>
-        </w:rPr>
         <w:t>G</w:t>
       </w:r>
       <w:r>
@@ -3226,63 +3028,41 @@
       </w:r>
       <w:r>
         <w:rPr>
-          <w:rFonts w:ascii="Arial" w:hAnsi="Arial" w:eastAsia="Arial" w:cs="Cambria Math"/>
-          <w:b w:val="0"/>
-          <w:i w:val="0"/>
-          <w:color w:val="000000"/>
-          <w:sz w:val="18"/>
-          <w:highlight w:val="lightGray"/>
-        </w:rPr>
-        <w:t>‑</w:t>
-      </w:r>
-      <w:r>
-        <w:rPr>
-          <w:rFonts w:ascii="Arial" w:hAnsi="Arial" w:eastAsia="Arial" w:cs="Arial"/>
-          <w:b w:val="0"/>
-          <w:i w:val="0"/>
-          <w:color w:val="000000"/>
-          <w:sz w:val="18"/>
-          <w:highlight w:val="lightGray"/>
-        </w:rPr>
-        <w:t>5</w:t>
-      </w:r>
-      <w:r>
-        <w:rPr>
-          <w:rFonts w:ascii="Arial" w:hAnsi="Arial" w:eastAsia="Arial" w:cs="Arial"/>
-          <w:b w:val="0"/>
-          <w:i w:val="0"/>
-          <w:color w:val="000000"/>
-          <w:sz w:val="18"/>
-          <w:highlight w:val="lightGray"/>
-        </w:rPr>
-        <w:t xml:space="preserve"> </w:t>
-      </w:r>
-      <w:r>
-        <w:rPr>
-          <w:rFonts w:ascii="Arial" w:hAnsi="Arial" w:eastAsia="Arial" w:cs="Arial"/>
-          <w:b w:val="0"/>
-          <w:i w:val="0"/>
-          <w:color w:val="000000"/>
-          <w:sz w:val="18"/>
-          <w:highlight w:val="lightGray"/>
-        </w:rPr>
-        <w:t>M</w:t>
-      </w:r>
-      <w:r>
-        <w:rPr>
-          <w:rFonts w:ascii="Arial" w:hAnsi="Arial" w:eastAsia="Arial" w:cs="Arial"/>
-          <w:b w:val="0"/>
-          <w:i w:val="0"/>
-          <w:color w:val="000000"/>
-          <w:sz w:val="18"/>
-          <w:highlight w:val="lightGray"/>
-        </w:rPr>
-        <w:t>i</w:t>
-      </w:r>
-      <w:r>
-        <w:rPr>
-          <w:rFonts w:ascii="Arial" w:hAnsi="Arial" w:eastAsia="Arial" w:cs="Arial"/>
-          <w:b w:val="0"/>
+          <w:rFonts w:ascii="Arial" w:hAnsi="Arial" w:eastAsia="Arial" w:cs="Arial"/>
+          <w:b w:val="0"/>
+          <w:i w:val="0"/>
+          <w:color w:val="000000"/>
+          <w:sz w:val="18"/>
+          <w:highlight w:val="lightGray"/>
+        </w:rPr>
+        <w:t>]</w:t>
+      </w:r>
+      <w:r>
+        <w:rPr>
+          <w:rFonts w:ascii="Arial" w:hAnsi="Arial"/>
+          <w:b w:val="0"/>
+          <w:i w:val="0"/>
+          <w:color w:val="000000"/>
+          <w:sz w:val="18"/>
+          <w:highlight w:val="lightGray"/>
+        </w:rPr>
+        <w:t xml:space="preserve"> </w:t>
+      </w:r>
+      <w:r>
+        <w:rPr>
+          <w:rFonts w:ascii="Arial" w:hAnsi="Arial"/>
+          <w:b/>
+          <w:i w:val="0"/>
+          <w:color w:val="000000"/>
+          <w:sz w:val="18"/>
+          <w:highlight w:val="lightGray"/>
+        </w:rPr>
+        <w:t>o</w:t>
+      </w:r>
+      <w:r>
+        <w:rPr>
+          <w:rFonts w:ascii="Arial" w:hAnsi="Arial"/>
+          <w:b/>
           <w:i w:val="0"/>
           <w:color w:val="000000"/>
           <w:sz w:val="18"/>
@@ -3292,73 +3072,7 @@
       </w:r>
       <w:r>
         <w:rPr>
-          <w:rFonts w:ascii="Arial" w:hAnsi="Arial" w:eastAsia="Arial" w:cs="Arial"/>
-          <w:b w:val="0"/>
-          <w:i w:val="0"/>
-          <w:color w:val="000000"/>
-          <w:sz w:val="18"/>
-          <w:highlight w:val="lightGray"/>
-        </w:rPr>
-        <w:t>i</w:t>
-      </w:r>
-      <w:r>
-        <w:rPr>
-          <w:rFonts w:ascii="Arial" w:hAnsi="Arial" w:eastAsia="Arial" w:cs="Arial"/>
-          <w:b w:val="0"/>
-          <w:i w:val="0"/>
-          <w:color w:val="000000"/>
-          <w:sz w:val="18"/>
-          <w:highlight w:val="lightGray"/>
-        </w:rPr>
-        <w:t>)</w:t>
-      </w:r>
-      <w:r>
-        <w:rPr>
-          <w:rFonts w:ascii="Arial" w:hAnsi="Arial" w:eastAsia="Arial" w:cs="Arial"/>
-          <w:b w:val="0"/>
-          <w:i w:val="0"/>
-          <w:color w:val="000000"/>
-          <w:sz w:val="18"/>
-          <w:highlight w:val="lightGray"/>
-        </w:rPr>
-        <w:t>]</w:t>
-      </w:r>
-      <w:r>
-        <w:rPr>
-          <w:rFonts w:ascii="Arial" w:hAnsi="Arial" w:eastAsia="Arial" w:cs="Arial"/>
-          <w:b w:val="0"/>
-          <w:i w:val="0"/>
-          <w:color w:val="000000"/>
-          <w:sz w:val="18"/>
-          <w:highlight w:val="lightGray"/>
-        </w:rPr>
-        <w:t xml:space="preserve"> </w:t>
-      </w:r>
-      <w:r>
-        <w:rPr>
-          <w:rFonts w:ascii="Arial" w:hAnsi="Arial" w:eastAsia="Arial" w:cs="Arial"/>
-          <w:b/>
-          <w:i w:val="0"/>
-          <w:color w:val="000000"/>
-          <w:sz w:val="18"/>
-          <w:highlight w:val="lightGray"/>
-        </w:rPr>
-        <w:t>o</w:t>
-      </w:r>
-      <w:r>
-        <w:rPr>
-          <w:rFonts w:ascii="Arial" w:hAnsi="Arial" w:eastAsia="Arial" w:cs="Arial"/>
-          <w:b/>
-          <w:i w:val="0"/>
-          <w:color w:val="000000"/>
-          <w:sz w:val="18"/>
-          <w:highlight w:val="lightGray"/>
-        </w:rPr>
-        <w:t>n</w:t>
-      </w:r>
-      <w:r>
-        <w:rPr>
-          <w:rFonts w:ascii="Arial" w:hAnsi="Arial" w:eastAsia="Arial"/>
+          <w:rFonts w:ascii="Arial" w:hAnsi="Arial"/>
           <w:b w:val="0"/>
           <w:i w:val="0"/>
           <w:sz w:val="18"/>
@@ -5022,61 +4736,6 @@
           <w:sz w:val="18"/>
           <w:highlight w:val="lightGray"/>
         </w:rPr>
-        <w:t>g</w:t>
-      </w:r>
-      <w:r>
-        <w:rPr>
-          <w:rFonts w:ascii="Arial" w:hAnsi="Arial" w:eastAsia="Arial" w:cs="Arial"/>
-          <w:b w:val="0"/>
-          <w:i w:val="0"/>
-          <w:color w:val="000000"/>
-          <w:sz w:val="18"/>
-          <w:highlight w:val="lightGray"/>
-        </w:rPr>
-        <w:t>p</w:t>
-      </w:r>
-      <w:r>
-        <w:rPr>
-          <w:rFonts w:ascii="Arial" w:hAnsi="Arial" w:eastAsia="Arial" w:cs="Arial"/>
-          <w:b w:val="0"/>
-          <w:i w:val="0"/>
-          <w:color w:val="000000"/>
-          <w:sz w:val="18"/>
-          <w:highlight w:val="lightGray"/>
-        </w:rPr>
-        <w:t>t</w:t>
-      </w:r>
-      <w:r>
-        <w:rPr>
-          <w:rFonts w:ascii="Arial" w:hAnsi="Arial" w:eastAsia="Arial" w:cs="Arial"/>
-          <w:b w:val="0"/>
-          <w:i w:val="0"/>
-          <w:color w:val="000000"/>
-          <w:sz w:val="18"/>
-          <w:highlight w:val="lightGray"/>
-        </w:rPr>
-        <w:t xml:space="preserve"> </w:t>
-      </w:r>
-      <w:r>
-        <w:rPr>
-          <w:rFonts w:ascii="Arial" w:hAnsi="Arial" w:eastAsia="Arial" w:cs="Arial"/>
-          <w:b w:val="0"/>
-          <w:i w:val="0"/>
-          <w:color w:val="000000"/>
-          <w:sz w:val="18"/>
-          <w:highlight w:val="lightGray"/>
-        </w:rPr>
-        <w:t>(</w:t>
-      </w:r>
-      <w:r>
-        <w:rPr>
-          <w:rFonts w:ascii="Arial" w:hAnsi="Arial" w:eastAsia="Arial" w:cs="Arial"/>
-          <w:b w:val="0"/>
-          <w:i w:val="0"/>
-          <w:color w:val="000000"/>
-          <w:sz w:val="18"/>
-          <w:highlight w:val="lightGray"/>
-        </w:rPr>
         <w:t>G</w:t>
       </w:r>
       <w:r>
@@ -5103,63 +4762,41 @@
       </w:r>
       <w:r>
         <w:rPr>
-          <w:rFonts w:ascii="Arial" w:hAnsi="Arial" w:eastAsia="Arial" w:cs="Cambria Math"/>
-          <w:b w:val="0"/>
-          <w:i w:val="0"/>
-          <w:color w:val="000000"/>
-          <w:sz w:val="18"/>
-          <w:highlight w:val="lightGray"/>
-        </w:rPr>
-        <w:t>‑</w:t>
-      </w:r>
-      <w:r>
-        <w:rPr>
-          <w:rFonts w:ascii="Arial" w:hAnsi="Arial" w:eastAsia="Arial" w:cs="Arial"/>
-          <w:b w:val="0"/>
-          <w:i w:val="0"/>
-          <w:color w:val="000000"/>
-          <w:sz w:val="18"/>
-          <w:highlight w:val="lightGray"/>
-        </w:rPr>
-        <w:t>5</w:t>
-      </w:r>
-      <w:r>
-        <w:rPr>
-          <w:rFonts w:ascii="Arial" w:hAnsi="Arial" w:eastAsia="Arial" w:cs="Arial"/>
-          <w:b w:val="0"/>
-          <w:i w:val="0"/>
-          <w:color w:val="000000"/>
-          <w:sz w:val="18"/>
-          <w:highlight w:val="lightGray"/>
-        </w:rPr>
-        <w:t xml:space="preserve"> </w:t>
-      </w:r>
-      <w:r>
-        <w:rPr>
-          <w:rFonts w:ascii="Arial" w:hAnsi="Arial" w:eastAsia="Arial" w:cs="Arial"/>
-          <w:b w:val="0"/>
-          <w:i w:val="0"/>
-          <w:color w:val="000000"/>
-          <w:sz w:val="18"/>
-          <w:highlight w:val="lightGray"/>
-        </w:rPr>
-        <w:t>M</w:t>
-      </w:r>
-      <w:r>
-        <w:rPr>
-          <w:rFonts w:ascii="Arial" w:hAnsi="Arial" w:eastAsia="Arial" w:cs="Arial"/>
-          <w:b w:val="0"/>
-          <w:i w:val="0"/>
-          <w:color w:val="000000"/>
-          <w:sz w:val="18"/>
-          <w:highlight w:val="lightGray"/>
-        </w:rPr>
-        <w:t>i</w:t>
-      </w:r>
-      <w:r>
-        <w:rPr>
-          <w:rFonts w:ascii="Arial" w:hAnsi="Arial" w:eastAsia="Arial" w:cs="Arial"/>
-          <w:b w:val="0"/>
+          <w:rFonts w:ascii="Arial" w:hAnsi="Arial" w:eastAsia="Arial" w:cs="Arial"/>
+          <w:b w:val="0"/>
+          <w:i w:val="0"/>
+          <w:color w:val="000000"/>
+          <w:sz w:val="18"/>
+          <w:highlight w:val="lightGray"/>
+        </w:rPr>
+        <w:t>]</w:t>
+      </w:r>
+      <w:r>
+        <w:rPr>
+          <w:rFonts w:ascii="Arial" w:hAnsi="Arial"/>
+          <w:b w:val="0"/>
+          <w:i w:val="0"/>
+          <w:color w:val="000000"/>
+          <w:sz w:val="18"/>
+          <w:highlight w:val="lightGray"/>
+        </w:rPr>
+        <w:t xml:space="preserve"> </w:t>
+      </w:r>
+      <w:r>
+        <w:rPr>
+          <w:rFonts w:ascii="Arial" w:hAnsi="Arial"/>
+          <w:b/>
+          <w:i w:val="0"/>
+          <w:color w:val="000000"/>
+          <w:sz w:val="18"/>
+          <w:highlight w:val="lightGray"/>
+        </w:rPr>
+        <w:t>o</w:t>
+      </w:r>
+      <w:r>
+        <w:rPr>
+          <w:rFonts w:ascii="Arial" w:hAnsi="Arial"/>
+          <w:b/>
           <w:i w:val="0"/>
           <w:color w:val="000000"/>
           <w:sz w:val="18"/>
@@ -5169,73 +4806,7 @@
       </w:r>
       <w:r>
         <w:rPr>
-          <w:rFonts w:ascii="Arial" w:hAnsi="Arial" w:eastAsia="Arial" w:cs="Arial"/>
-          <w:b w:val="0"/>
-          <w:i w:val="0"/>
-          <w:color w:val="000000"/>
-          <w:sz w:val="18"/>
-          <w:highlight w:val="lightGray"/>
-        </w:rPr>
-        <w:t>i</w:t>
-      </w:r>
-      <w:r>
-        <w:rPr>
-          <w:rFonts w:ascii="Arial" w:hAnsi="Arial" w:eastAsia="Arial" w:cs="Arial"/>
-          <w:b w:val="0"/>
-          <w:i w:val="0"/>
-          <w:color w:val="000000"/>
-          <w:sz w:val="18"/>
-          <w:highlight w:val="lightGray"/>
-        </w:rPr>
-        <w:t>)</w:t>
-      </w:r>
-      <w:r>
-        <w:rPr>
-          <w:rFonts w:ascii="Arial" w:hAnsi="Arial" w:eastAsia="Arial" w:cs="Arial"/>
-          <w:b w:val="0"/>
-          <w:i w:val="0"/>
-          <w:color w:val="000000"/>
-          <w:sz w:val="18"/>
-          <w:highlight w:val="lightGray"/>
-        </w:rPr>
-        <w:t>]</w:t>
-      </w:r>
-      <w:r>
-        <w:rPr>
-          <w:rFonts w:ascii="Arial" w:hAnsi="Arial" w:eastAsia="Arial" w:cs="Arial"/>
-          <w:b w:val="0"/>
-          <w:i w:val="0"/>
-          <w:color w:val="000000"/>
-          <w:sz w:val="18"/>
-          <w:highlight w:val="lightGray"/>
-        </w:rPr>
-        <w:t xml:space="preserve"> </w:t>
-      </w:r>
-      <w:r>
-        <w:rPr>
-          <w:rFonts w:ascii="Arial" w:hAnsi="Arial" w:eastAsia="Arial" w:cs="Arial"/>
-          <w:b/>
-          <w:i w:val="0"/>
-          <w:color w:val="000000"/>
-          <w:sz w:val="18"/>
-          <w:highlight w:val="lightGray"/>
-        </w:rPr>
-        <w:t>o</w:t>
-      </w:r>
-      <w:r>
-        <w:rPr>
-          <w:rFonts w:ascii="Arial" w:hAnsi="Arial" w:eastAsia="Arial" w:cs="Arial"/>
-          <w:b/>
-          <w:i w:val="0"/>
-          <w:color w:val="000000"/>
-          <w:sz w:val="18"/>
-          <w:highlight w:val="lightGray"/>
-        </w:rPr>
-        <w:t>n</w:t>
-      </w:r>
-      <w:r>
-        <w:rPr>
-          <w:rFonts w:ascii="Arial" w:hAnsi="Arial" w:eastAsia="Arial"/>
+          <w:rFonts w:ascii="Arial" w:hAnsi="Arial"/>
           <w:b w:val="0"/>
           <w:i w:val="0"/>
           <w:sz w:val="18"/>
@@ -6741,61 +6312,6 @@
           <w:sz w:val="18"/>
           <w:highlight w:val="lightGray"/>
         </w:rPr>
-        <w:t>g</w:t>
-      </w:r>
-      <w:r>
-        <w:rPr>
-          <w:rFonts w:ascii="Arial" w:hAnsi="Arial" w:eastAsia="Arial" w:cs="Arial"/>
-          <w:b w:val="0"/>
-          <w:i w:val="0"/>
-          <w:color w:val="000000"/>
-          <w:sz w:val="18"/>
-          <w:highlight w:val="lightGray"/>
-        </w:rPr>
-        <w:t>p</w:t>
-      </w:r>
-      <w:r>
-        <w:rPr>
-          <w:rFonts w:ascii="Arial" w:hAnsi="Arial" w:eastAsia="Arial" w:cs="Arial"/>
-          <w:b w:val="0"/>
-          <w:i w:val="0"/>
-          <w:color w:val="000000"/>
-          <w:sz w:val="18"/>
-          <w:highlight w:val="lightGray"/>
-        </w:rPr>
-        <w:t>t</w:t>
-      </w:r>
-      <w:r>
-        <w:rPr>
-          <w:rFonts w:ascii="Arial" w:hAnsi="Arial" w:eastAsia="Arial" w:cs="Arial"/>
-          <w:b w:val="0"/>
-          <w:i w:val="0"/>
-          <w:color w:val="000000"/>
-          <w:sz w:val="18"/>
-          <w:highlight w:val="lightGray"/>
-        </w:rPr>
-        <w:t xml:space="preserve"> </w:t>
-      </w:r>
-      <w:r>
-        <w:rPr>
-          <w:rFonts w:ascii="Arial" w:hAnsi="Arial" w:eastAsia="Arial" w:cs="Arial"/>
-          <w:b w:val="0"/>
-          <w:i w:val="0"/>
-          <w:color w:val="000000"/>
-          <w:sz w:val="18"/>
-          <w:highlight w:val="lightGray"/>
-        </w:rPr>
-        <w:t>(</w:t>
-      </w:r>
-      <w:r>
-        <w:rPr>
-          <w:rFonts w:ascii="Arial" w:hAnsi="Arial" w:eastAsia="Arial" w:cs="Arial"/>
-          <w:b w:val="0"/>
-          <w:i w:val="0"/>
-          <w:color w:val="000000"/>
-          <w:sz w:val="18"/>
-          <w:highlight w:val="lightGray"/>
-        </w:rPr>
         <w:t>G</w:t>
       </w:r>
       <w:r>
@@ -6822,63 +6338,41 @@
       </w:r>
       <w:r>
         <w:rPr>
-          <w:rFonts w:ascii="Arial" w:hAnsi="Arial" w:eastAsia="Arial" w:cs="Cambria Math"/>
-          <w:b w:val="0"/>
-          <w:i w:val="0"/>
-          <w:color w:val="000000"/>
-          <w:sz w:val="18"/>
-          <w:highlight w:val="lightGray"/>
-        </w:rPr>
-        <w:t>‑</w:t>
-      </w:r>
-      <w:r>
-        <w:rPr>
-          <w:rFonts w:ascii="Arial" w:hAnsi="Arial" w:eastAsia="Arial" w:cs="Arial"/>
-          <w:b w:val="0"/>
-          <w:i w:val="0"/>
-          <w:color w:val="000000"/>
-          <w:sz w:val="18"/>
-          <w:highlight w:val="lightGray"/>
-        </w:rPr>
-        <w:t>5</w:t>
-      </w:r>
-      <w:r>
-        <w:rPr>
-          <w:rFonts w:ascii="Arial" w:hAnsi="Arial" w:eastAsia="Arial" w:cs="Arial"/>
-          <w:b w:val="0"/>
-          <w:i w:val="0"/>
-          <w:color w:val="000000"/>
-          <w:sz w:val="18"/>
-          <w:highlight w:val="lightGray"/>
-        </w:rPr>
-        <w:t xml:space="preserve"> </w:t>
-      </w:r>
-      <w:r>
-        <w:rPr>
-          <w:rFonts w:ascii="Arial" w:hAnsi="Arial" w:eastAsia="Arial" w:cs="Arial"/>
-          <w:b w:val="0"/>
-          <w:i w:val="0"/>
-          <w:color w:val="000000"/>
-          <w:sz w:val="18"/>
-          <w:highlight w:val="lightGray"/>
-        </w:rPr>
-        <w:t>M</w:t>
-      </w:r>
-      <w:r>
-        <w:rPr>
-          <w:rFonts w:ascii="Arial" w:hAnsi="Arial" w:eastAsia="Arial" w:cs="Arial"/>
-          <w:b w:val="0"/>
-          <w:i w:val="0"/>
-          <w:color w:val="000000"/>
-          <w:sz w:val="18"/>
-          <w:highlight w:val="lightGray"/>
-        </w:rPr>
-        <w:t>i</w:t>
-      </w:r>
-      <w:r>
-        <w:rPr>
-          <w:rFonts w:ascii="Arial" w:hAnsi="Arial" w:eastAsia="Arial" w:cs="Arial"/>
-          <w:b w:val="0"/>
+          <w:rFonts w:ascii="Arial" w:hAnsi="Arial" w:eastAsia="Arial" w:cs="Arial"/>
+          <w:b w:val="0"/>
+          <w:i w:val="0"/>
+          <w:color w:val="000000"/>
+          <w:sz w:val="18"/>
+          <w:highlight w:val="lightGray"/>
+        </w:rPr>
+        <w:t>]</w:t>
+      </w:r>
+      <w:r>
+        <w:rPr>
+          <w:rFonts w:ascii="Arial" w:hAnsi="Arial"/>
+          <w:b w:val="0"/>
+          <w:i w:val="0"/>
+          <w:color w:val="000000"/>
+          <w:sz w:val="18"/>
+          <w:highlight w:val="lightGray"/>
+        </w:rPr>
+        <w:t xml:space="preserve"> </w:t>
+      </w:r>
+      <w:r>
+        <w:rPr>
+          <w:rFonts w:ascii="Arial" w:hAnsi="Arial"/>
+          <w:b/>
+          <w:i w:val="0"/>
+          <w:color w:val="000000"/>
+          <w:sz w:val="18"/>
+          <w:highlight w:val="lightGray"/>
+        </w:rPr>
+        <w:t>o</w:t>
+      </w:r>
+      <w:r>
+        <w:rPr>
+          <w:rFonts w:ascii="Arial" w:hAnsi="Arial"/>
+          <w:b/>
           <w:i w:val="0"/>
           <w:color w:val="000000"/>
           <w:sz w:val="18"/>
@@ -6888,73 +6382,7 @@
       </w:r>
       <w:r>
         <w:rPr>
-          <w:rFonts w:ascii="Arial" w:hAnsi="Arial" w:eastAsia="Arial" w:cs="Arial"/>
-          <w:b w:val="0"/>
-          <w:i w:val="0"/>
-          <w:color w:val="000000"/>
-          <w:sz w:val="18"/>
-          <w:highlight w:val="lightGray"/>
-        </w:rPr>
-        <w:t>i</w:t>
-      </w:r>
-      <w:r>
-        <w:rPr>
-          <w:rFonts w:ascii="Arial" w:hAnsi="Arial" w:eastAsia="Arial" w:cs="Arial"/>
-          <w:b w:val="0"/>
-          <w:i w:val="0"/>
-          <w:color w:val="000000"/>
-          <w:sz w:val="18"/>
-          <w:highlight w:val="lightGray"/>
-        </w:rPr>
-        <w:t>)</w:t>
-      </w:r>
-      <w:r>
-        <w:rPr>
-          <w:rFonts w:ascii="Arial" w:hAnsi="Arial" w:eastAsia="Arial" w:cs="Arial"/>
-          <w:b w:val="0"/>
-          <w:i w:val="0"/>
-          <w:color w:val="000000"/>
-          <w:sz w:val="18"/>
-          <w:highlight w:val="lightGray"/>
-        </w:rPr>
-        <w:t>]</w:t>
-      </w:r>
-      <w:r>
-        <w:rPr>
-          <w:rFonts w:ascii="Arial" w:hAnsi="Arial" w:eastAsia="Arial" w:cs="Arial"/>
-          <w:b w:val="0"/>
-          <w:i w:val="0"/>
-          <w:color w:val="000000"/>
-          <w:sz w:val="18"/>
-          <w:highlight w:val="lightGray"/>
-        </w:rPr>
-        <w:t xml:space="preserve"> </w:t>
-      </w:r>
-      <w:r>
-        <w:rPr>
-          <w:rFonts w:ascii="Arial" w:hAnsi="Arial" w:eastAsia="Arial" w:cs="Arial"/>
-          <w:b/>
-          <w:i w:val="0"/>
-          <w:color w:val="000000"/>
-          <w:sz w:val="18"/>
-          <w:highlight w:val="lightGray"/>
-        </w:rPr>
-        <w:t>o</w:t>
-      </w:r>
-      <w:r>
-        <w:rPr>
-          <w:rFonts w:ascii="Arial" w:hAnsi="Arial" w:eastAsia="Arial" w:cs="Arial"/>
-          <w:b/>
-          <w:i w:val="0"/>
-          <w:color w:val="000000"/>
-          <w:sz w:val="18"/>
-          <w:highlight w:val="lightGray"/>
-        </w:rPr>
-        <w:t>n</w:t>
-      </w:r>
-      <w:r>
-        <w:rPr>
-          <w:rFonts w:ascii="Arial" w:hAnsi="Arial" w:eastAsia="Arial"/>
+          <w:rFonts w:ascii="Arial" w:hAnsi="Arial"/>
           <w:b w:val="0"/>
           <w:i w:val="0"/>
           <w:sz w:val="18"/>
@@ -8479,61 +7907,6 @@
           <w:sz w:val="18"/>
           <w:highlight w:val="lightGray"/>
         </w:rPr>
-        <w:t>g</w:t>
-      </w:r>
-      <w:r>
-        <w:rPr>
-          <w:rFonts w:ascii="Arial" w:hAnsi="Arial" w:eastAsia="Arial" w:cs="Arial"/>
-          <w:b w:val="0"/>
-          <w:i w:val="0"/>
-          <w:color w:val="000000"/>
-          <w:sz w:val="18"/>
-          <w:highlight w:val="lightGray"/>
-        </w:rPr>
-        <w:t>p</w:t>
-      </w:r>
-      <w:r>
-        <w:rPr>
-          <w:rFonts w:ascii="Arial" w:hAnsi="Arial" w:eastAsia="Arial" w:cs="Arial"/>
-          <w:b w:val="0"/>
-          <w:i w:val="0"/>
-          <w:color w:val="000000"/>
-          <w:sz w:val="18"/>
-          <w:highlight w:val="lightGray"/>
-        </w:rPr>
-        <w:t>t</w:t>
-      </w:r>
-      <w:r>
-        <w:rPr>
-          <w:rFonts w:ascii="Arial" w:hAnsi="Arial" w:eastAsia="Arial" w:cs="Arial"/>
-          <w:b w:val="0"/>
-          <w:i w:val="0"/>
-          <w:color w:val="000000"/>
-          <w:sz w:val="18"/>
-          <w:highlight w:val="lightGray"/>
-        </w:rPr>
-        <w:t xml:space="preserve"> </w:t>
-      </w:r>
-      <w:r>
-        <w:rPr>
-          <w:rFonts w:ascii="Arial" w:hAnsi="Arial" w:eastAsia="Arial" w:cs="Arial"/>
-          <w:b w:val="0"/>
-          <w:i w:val="0"/>
-          <w:color w:val="000000"/>
-          <w:sz w:val="18"/>
-          <w:highlight w:val="lightGray"/>
-        </w:rPr>
-        <w:t>(</w:t>
-      </w:r>
-      <w:r>
-        <w:rPr>
-          <w:rFonts w:ascii="Arial" w:hAnsi="Arial" w:eastAsia="Arial" w:cs="Arial"/>
-          <w:b w:val="0"/>
-          <w:i w:val="0"/>
-          <w:color w:val="000000"/>
-          <w:sz w:val="18"/>
-          <w:highlight w:val="lightGray"/>
-        </w:rPr>
         <w:t>G</w:t>
       </w:r>
       <w:r>
@@ -8560,63 +7933,41 @@
       </w:r>
       <w:r>
         <w:rPr>
-          <w:rFonts w:ascii="Arial" w:hAnsi="Arial" w:eastAsia="Arial" w:cs="Cambria Math"/>
-          <w:b w:val="0"/>
-          <w:i w:val="0"/>
-          <w:color w:val="000000"/>
-          <w:sz w:val="18"/>
-          <w:highlight w:val="lightGray"/>
-        </w:rPr>
-        <w:t>‑</w:t>
-      </w:r>
-      <w:r>
-        <w:rPr>
-          <w:rFonts w:ascii="Arial" w:hAnsi="Arial" w:eastAsia="Arial" w:cs="Arial"/>
-          <w:b w:val="0"/>
-          <w:i w:val="0"/>
-          <w:color w:val="000000"/>
-          <w:sz w:val="18"/>
-          <w:highlight w:val="lightGray"/>
-        </w:rPr>
-        <w:t>5</w:t>
-      </w:r>
-      <w:r>
-        <w:rPr>
-          <w:rFonts w:ascii="Arial" w:hAnsi="Arial" w:eastAsia="Arial" w:cs="Arial"/>
-          <w:b w:val="0"/>
-          <w:i w:val="0"/>
-          <w:color w:val="000000"/>
-          <w:sz w:val="18"/>
-          <w:highlight w:val="lightGray"/>
-        </w:rPr>
-        <w:t xml:space="preserve"> </w:t>
-      </w:r>
-      <w:r>
-        <w:rPr>
-          <w:rFonts w:ascii="Arial" w:hAnsi="Arial" w:eastAsia="Arial" w:cs="Arial"/>
-          <w:b w:val="0"/>
-          <w:i w:val="0"/>
-          <w:color w:val="000000"/>
-          <w:sz w:val="18"/>
-          <w:highlight w:val="lightGray"/>
-        </w:rPr>
-        <w:t>M</w:t>
-      </w:r>
-      <w:r>
-        <w:rPr>
-          <w:rFonts w:ascii="Arial" w:hAnsi="Arial" w:eastAsia="Arial" w:cs="Arial"/>
-          <w:b w:val="0"/>
-          <w:i w:val="0"/>
-          <w:color w:val="000000"/>
-          <w:sz w:val="18"/>
-          <w:highlight w:val="lightGray"/>
-        </w:rPr>
-        <w:t>i</w:t>
-      </w:r>
-      <w:r>
-        <w:rPr>
-          <w:rFonts w:ascii="Arial" w:hAnsi="Arial" w:eastAsia="Arial" w:cs="Arial"/>
-          <w:b w:val="0"/>
+          <w:rFonts w:ascii="Arial" w:hAnsi="Arial" w:eastAsia="Arial" w:cs="Arial"/>
+          <w:b w:val="0"/>
+          <w:i w:val="0"/>
+          <w:color w:val="000000"/>
+          <w:sz w:val="18"/>
+          <w:highlight w:val="lightGray"/>
+        </w:rPr>
+        <w:t>]</w:t>
+      </w:r>
+      <w:r>
+        <w:rPr>
+          <w:rFonts w:ascii="Arial" w:hAnsi="Arial"/>
+          <w:b w:val="0"/>
+          <w:i w:val="0"/>
+          <w:color w:val="000000"/>
+          <w:sz w:val="18"/>
+          <w:highlight w:val="lightGray"/>
+        </w:rPr>
+        <w:t xml:space="preserve"> </w:t>
+      </w:r>
+      <w:r>
+        <w:rPr>
+          <w:rFonts w:ascii="Arial" w:hAnsi="Arial"/>
+          <w:b/>
+          <w:i w:val="0"/>
+          <w:color w:val="000000"/>
+          <w:sz w:val="18"/>
+          <w:highlight w:val="lightGray"/>
+        </w:rPr>
+        <w:t>o</w:t>
+      </w:r>
+      <w:r>
+        <w:rPr>
+          <w:rFonts w:ascii="Arial" w:hAnsi="Arial"/>
+          <w:b/>
           <w:i w:val="0"/>
           <w:color w:val="000000"/>
           <w:sz w:val="18"/>
@@ -8626,73 +7977,7 @@
       </w:r>
       <w:r>
         <w:rPr>
-          <w:rFonts w:ascii="Arial" w:hAnsi="Arial" w:eastAsia="Arial" w:cs="Arial"/>
-          <w:b w:val="0"/>
-          <w:i w:val="0"/>
-          <w:color w:val="000000"/>
-          <w:sz w:val="18"/>
-          <w:highlight w:val="lightGray"/>
-        </w:rPr>
-        <w:t>i</w:t>
-      </w:r>
-      <w:r>
-        <w:rPr>
-          <w:rFonts w:ascii="Arial" w:hAnsi="Arial" w:eastAsia="Arial" w:cs="Arial"/>
-          <w:b w:val="0"/>
-          <w:i w:val="0"/>
-          <w:color w:val="000000"/>
-          <w:sz w:val="18"/>
-          <w:highlight w:val="lightGray"/>
-        </w:rPr>
-        <w:t>)</w:t>
-      </w:r>
-      <w:r>
-        <w:rPr>
-          <w:rFonts w:ascii="Arial" w:hAnsi="Arial" w:eastAsia="Arial" w:cs="Arial"/>
-          <w:b w:val="0"/>
-          <w:i w:val="0"/>
-          <w:color w:val="000000"/>
-          <w:sz w:val="18"/>
-          <w:highlight w:val="lightGray"/>
-        </w:rPr>
-        <w:t>]</w:t>
-      </w:r>
-      <w:r>
-        <w:rPr>
-          <w:rFonts w:ascii="Arial" w:hAnsi="Arial" w:eastAsia="Arial" w:cs="Arial"/>
-          <w:b w:val="0"/>
-          <w:i w:val="0"/>
-          <w:color w:val="000000"/>
-          <w:sz w:val="18"/>
-          <w:highlight w:val="lightGray"/>
-        </w:rPr>
-        <w:t xml:space="preserve"> </w:t>
-      </w:r>
-      <w:r>
-        <w:rPr>
-          <w:rFonts w:ascii="Arial" w:hAnsi="Arial" w:eastAsia="Arial" w:cs="Arial"/>
-          <w:b/>
-          <w:i w:val="0"/>
-          <w:color w:val="000000"/>
-          <w:sz w:val="18"/>
-          <w:highlight w:val="lightGray"/>
-        </w:rPr>
-        <w:t>o</w:t>
-      </w:r>
-      <w:r>
-        <w:rPr>
-          <w:rFonts w:ascii="Arial" w:hAnsi="Arial" w:eastAsia="Arial" w:cs="Arial"/>
-          <w:b/>
-          <w:i w:val="0"/>
-          <w:color w:val="000000"/>
-          <w:sz w:val="18"/>
-          <w:highlight w:val="lightGray"/>
-        </w:rPr>
-        <w:t>n</w:t>
-      </w:r>
-      <w:r>
-        <w:rPr>
-          <w:rFonts w:ascii="Arial" w:hAnsi="Arial" w:eastAsia="Arial"/>
+          <w:rFonts w:ascii="Arial" w:hAnsi="Arial"/>
           <w:b w:val="0"/>
           <w:i w:val="0"/>
           <w:sz w:val="18"/>
@@ -10270,61 +9555,6 @@
           <w:sz w:val="18"/>
           <w:highlight w:val="lightGray"/>
         </w:rPr>
-        <w:t>g</w:t>
-      </w:r>
-      <w:r>
-        <w:rPr>
-          <w:rFonts w:ascii="Arial" w:hAnsi="Arial" w:eastAsia="Arial" w:cs="Arial"/>
-          <w:b w:val="0"/>
-          <w:i w:val="0"/>
-          <w:color w:val="000000"/>
-          <w:sz w:val="18"/>
-          <w:highlight w:val="lightGray"/>
-        </w:rPr>
-        <w:t>p</w:t>
-      </w:r>
-      <w:r>
-        <w:rPr>
-          <w:rFonts w:ascii="Arial" w:hAnsi="Arial" w:eastAsia="Arial" w:cs="Arial"/>
-          <w:b w:val="0"/>
-          <w:i w:val="0"/>
-          <w:color w:val="000000"/>
-          <w:sz w:val="18"/>
-          <w:highlight w:val="lightGray"/>
-        </w:rPr>
-        <w:t>t</w:t>
-      </w:r>
-      <w:r>
-        <w:rPr>
-          <w:rFonts w:ascii="Arial" w:hAnsi="Arial" w:eastAsia="Arial" w:cs="Arial"/>
-          <w:b w:val="0"/>
-          <w:i w:val="0"/>
-          <w:color w:val="000000"/>
-          <w:sz w:val="18"/>
-          <w:highlight w:val="lightGray"/>
-        </w:rPr>
-        <w:t xml:space="preserve"> </w:t>
-      </w:r>
-      <w:r>
-        <w:rPr>
-          <w:rFonts w:ascii="Arial" w:hAnsi="Arial" w:eastAsia="Arial" w:cs="Arial"/>
-          <w:b w:val="0"/>
-          <w:i w:val="0"/>
-          <w:color w:val="000000"/>
-          <w:sz w:val="18"/>
-          <w:highlight w:val="lightGray"/>
-        </w:rPr>
-        <w:t>(</w:t>
-      </w:r>
-      <w:r>
-        <w:rPr>
-          <w:rFonts w:ascii="Arial" w:hAnsi="Arial" w:eastAsia="Arial" w:cs="Arial"/>
-          <w:b w:val="0"/>
-          <w:i w:val="0"/>
-          <w:color w:val="000000"/>
-          <w:sz w:val="18"/>
-          <w:highlight w:val="lightGray"/>
-        </w:rPr>
         <w:t>G</w:t>
       </w:r>
       <w:r>
@@ -10351,63 +9581,41 @@
       </w:r>
       <w:r>
         <w:rPr>
-          <w:rFonts w:ascii="Arial" w:hAnsi="Arial" w:eastAsia="Arial" w:cs="Cambria Math"/>
-          <w:b w:val="0"/>
-          <w:i w:val="0"/>
-          <w:color w:val="000000"/>
-          <w:sz w:val="18"/>
-          <w:highlight w:val="lightGray"/>
-        </w:rPr>
-        <w:t>‑</w:t>
-      </w:r>
-      <w:r>
-        <w:rPr>
-          <w:rFonts w:ascii="Arial" w:hAnsi="Arial" w:eastAsia="Arial" w:cs="Arial"/>
-          <w:b w:val="0"/>
-          <w:i w:val="0"/>
-          <w:color w:val="000000"/>
-          <w:sz w:val="18"/>
-          <w:highlight w:val="lightGray"/>
-        </w:rPr>
-        <w:t>5</w:t>
-      </w:r>
-      <w:r>
-        <w:rPr>
-          <w:rFonts w:ascii="Arial" w:hAnsi="Arial" w:eastAsia="Arial" w:cs="Arial"/>
-          <w:b w:val="0"/>
-          <w:i w:val="0"/>
-          <w:color w:val="000000"/>
-          <w:sz w:val="18"/>
-          <w:highlight w:val="lightGray"/>
-        </w:rPr>
-        <w:t xml:space="preserve"> </w:t>
-      </w:r>
-      <w:r>
-        <w:rPr>
-          <w:rFonts w:ascii="Arial" w:hAnsi="Arial" w:eastAsia="Arial" w:cs="Arial"/>
-          <w:b w:val="0"/>
-          <w:i w:val="0"/>
-          <w:color w:val="000000"/>
-          <w:sz w:val="18"/>
-          <w:highlight w:val="lightGray"/>
-        </w:rPr>
-        <w:t>M</w:t>
-      </w:r>
-      <w:r>
-        <w:rPr>
-          <w:rFonts w:ascii="Arial" w:hAnsi="Arial" w:eastAsia="Arial" w:cs="Arial"/>
-          <w:b w:val="0"/>
-          <w:i w:val="0"/>
-          <w:color w:val="000000"/>
-          <w:sz w:val="18"/>
-          <w:highlight w:val="lightGray"/>
-        </w:rPr>
-        <w:t>i</w:t>
-      </w:r>
-      <w:r>
-        <w:rPr>
-          <w:rFonts w:ascii="Arial" w:hAnsi="Arial" w:eastAsia="Arial" w:cs="Arial"/>
-          <w:b w:val="0"/>
+          <w:rFonts w:ascii="Arial" w:hAnsi="Arial" w:eastAsia="Arial" w:cs="Arial"/>
+          <w:b w:val="0"/>
+          <w:i w:val="0"/>
+          <w:color w:val="000000"/>
+          <w:sz w:val="18"/>
+          <w:highlight w:val="lightGray"/>
+        </w:rPr>
+        <w:t>]</w:t>
+      </w:r>
+      <w:r>
+        <w:rPr>
+          <w:rFonts w:ascii="Arial" w:hAnsi="Arial"/>
+          <w:b w:val="0"/>
+          <w:i w:val="0"/>
+          <w:color w:val="000000"/>
+          <w:sz w:val="18"/>
+          <w:highlight w:val="lightGray"/>
+        </w:rPr>
+        <w:t xml:space="preserve"> </w:t>
+      </w:r>
+      <w:r>
+        <w:rPr>
+          <w:rFonts w:ascii="Arial" w:hAnsi="Arial"/>
+          <w:b/>
+          <w:i w:val="0"/>
+          <w:color w:val="000000"/>
+          <w:sz w:val="18"/>
+          <w:highlight w:val="lightGray"/>
+        </w:rPr>
+        <w:t>o</w:t>
+      </w:r>
+      <w:r>
+        <w:rPr>
+          <w:rFonts w:ascii="Arial" w:hAnsi="Arial"/>
+          <w:b/>
           <w:i w:val="0"/>
           <w:color w:val="000000"/>
           <w:sz w:val="18"/>
@@ -10417,73 +9625,7 @@
       </w:r>
       <w:r>
         <w:rPr>
-          <w:rFonts w:ascii="Arial" w:hAnsi="Arial" w:eastAsia="Arial" w:cs="Arial"/>
-          <w:b w:val="0"/>
-          <w:i w:val="0"/>
-          <w:color w:val="000000"/>
-          <w:sz w:val="18"/>
-          <w:highlight w:val="lightGray"/>
-        </w:rPr>
-        <w:t>i</w:t>
-      </w:r>
-      <w:r>
-        <w:rPr>
-          <w:rFonts w:ascii="Arial" w:hAnsi="Arial" w:eastAsia="Arial" w:cs="Arial"/>
-          <w:b w:val="0"/>
-          <w:i w:val="0"/>
-          <w:color w:val="000000"/>
-          <w:sz w:val="18"/>
-          <w:highlight w:val="lightGray"/>
-        </w:rPr>
-        <w:t>)</w:t>
-      </w:r>
-      <w:r>
-        <w:rPr>
-          <w:rFonts w:ascii="Arial" w:hAnsi="Arial" w:eastAsia="Arial" w:cs="Arial"/>
-          <w:b w:val="0"/>
-          <w:i w:val="0"/>
-          <w:color w:val="000000"/>
-          <w:sz w:val="18"/>
-          <w:highlight w:val="lightGray"/>
-        </w:rPr>
-        <w:t>]</w:t>
-      </w:r>
-      <w:r>
-        <w:rPr>
-          <w:rFonts w:ascii="Arial" w:hAnsi="Arial" w:eastAsia="Arial" w:cs="Arial"/>
-          <w:b w:val="0"/>
-          <w:i w:val="0"/>
-          <w:color w:val="000000"/>
-          <w:sz w:val="18"/>
-          <w:highlight w:val="lightGray"/>
-        </w:rPr>
-        <w:t xml:space="preserve"> </w:t>
-      </w:r>
-      <w:r>
-        <w:rPr>
-          <w:rFonts w:ascii="Arial" w:hAnsi="Arial" w:eastAsia="Arial" w:cs="Arial"/>
-          <w:b/>
-          <w:i w:val="0"/>
-          <w:color w:val="000000"/>
-          <w:sz w:val="18"/>
-          <w:highlight w:val="lightGray"/>
-        </w:rPr>
-        <w:t>o</w:t>
-      </w:r>
-      <w:r>
-        <w:rPr>
-          <w:rFonts w:ascii="Arial" w:hAnsi="Arial" w:eastAsia="Arial" w:cs="Arial"/>
-          <w:b/>
-          <w:i w:val="0"/>
-          <w:color w:val="000000"/>
-          <w:sz w:val="18"/>
-          <w:highlight w:val="lightGray"/>
-        </w:rPr>
-        <w:t>n</w:t>
-      </w:r>
-      <w:r>
-        <w:rPr>
-          <w:rFonts w:ascii="Arial" w:hAnsi="Arial" w:eastAsia="Arial"/>
+          <w:rFonts w:ascii="Arial" w:hAnsi="Arial"/>
           <w:b w:val="0"/>
           <w:i w:val="0"/>
           <w:sz w:val="18"/>
